--- a/Rev_1_9-20.docx
+++ b/Rev_1_9-20.docx
@@ -182,21 +182,24 @@
                             </w:r>
                             <w:r>
                               <w:tab/>
+                              <w:t xml:space="preserve">        </w:t>
+                            </w:r>
+                            <w:r>
+                              <w:t xml:space="preserve">the tribulation </w:t>
+                            </w:r>
+                            <w:r>
+                              <w:br/>
+                              <w:t xml:space="preserve"> </w:t>
+                            </w:r>
+                            <w:r>
+                              <w:tab/>
+                            </w:r>
+                            <w:r>
+                              <w:tab/>
                               <w:t xml:space="preserve">             </w:t>
                             </w:r>
                             <w:r>
-                              <w:t xml:space="preserve">the tribulation </w:t>
-                            </w:r>
-                            <w:r>
-                              <w:br/>
-                              <w:t xml:space="preserve"> </w:t>
-                            </w:r>
-                            <w:r>
-                              <w:tab/>
-                            </w:r>
-                            <w:r>
-                              <w:tab/>
-                              <w:t xml:space="preserve">                   </w:t>
+                              <w:t xml:space="preserve"> </w:t>
                             </w:r>
                             <w:r>
                               <w:t xml:space="preserve">and the kingdom </w:t>
@@ -210,7 +213,7 @@
                             </w:r>
                             <w:r>
                               <w:tab/>
-                              <w:t xml:space="preserve">                   </w:t>
+                              <w:t xml:space="preserve">              </w:t>
                             </w:r>
                             <w:r>
                               <w:t>and the patient endurance,</w:t>
@@ -275,15 +278,7 @@
                               <w:t xml:space="preserve">             </w:t>
                             </w:r>
                             <w:r>
-                              <w:t xml:space="preserve">on the </w:t>
-                            </w:r>
-                            <w:proofErr w:type="gramStart"/>
-                            <w:r>
-                              <w:t>Lord’s day</w:t>
-                            </w:r>
-                            <w:proofErr w:type="gramEnd"/>
-                            <w:r>
-                              <w:t xml:space="preserve">, </w:t>
+                              <w:t xml:space="preserve">on the Lord’s day, </w:t>
                             </w:r>
                           </w:p>
                           <w:p>
@@ -581,17 +576,8 @@
                                 <w:i/>
                                 <w:iCs/>
                               </w:rPr>
-                              <w:t xml:space="preserve">-  continued next </w:t>
-                            </w:r>
-                            <w:proofErr w:type="gramStart"/>
-                            <w:r>
-                              <w:rPr>
-                                <w:i/>
-                                <w:iCs/>
-                              </w:rPr>
-                              <w:t>page  -</w:t>
-                            </w:r>
-                            <w:proofErr w:type="gramEnd"/>
+                              <w:t>-  continued next page  -</w:t>
+                            </w:r>
                           </w:p>
                         </w:txbxContent>
                       </wps:txbx>
@@ -750,21 +736,24 @@
                       </w:r>
                       <w:r>
                         <w:tab/>
+                        <w:t xml:space="preserve">        </w:t>
+                      </w:r>
+                      <w:r>
+                        <w:t xml:space="preserve">the tribulation </w:t>
+                      </w:r>
+                      <w:r>
+                        <w:br/>
+                        <w:t xml:space="preserve"> </w:t>
+                      </w:r>
+                      <w:r>
+                        <w:tab/>
+                      </w:r>
+                      <w:r>
+                        <w:tab/>
                         <w:t xml:space="preserve">             </w:t>
                       </w:r>
                       <w:r>
-                        <w:t xml:space="preserve">the tribulation </w:t>
-                      </w:r>
-                      <w:r>
-                        <w:br/>
-                        <w:t xml:space="preserve"> </w:t>
-                      </w:r>
-                      <w:r>
-                        <w:tab/>
-                      </w:r>
-                      <w:r>
-                        <w:tab/>
-                        <w:t xml:space="preserve">                   </w:t>
+                        <w:t xml:space="preserve"> </w:t>
                       </w:r>
                       <w:r>
                         <w:t xml:space="preserve">and the kingdom </w:t>
@@ -778,7 +767,7 @@
                       </w:r>
                       <w:r>
                         <w:tab/>
-                        <w:t xml:space="preserve">                   </w:t>
+                        <w:t xml:space="preserve">              </w:t>
                       </w:r>
                       <w:r>
                         <w:t>and the patient endurance,</w:t>
@@ -843,15 +832,7 @@
                         <w:t xml:space="preserve">             </w:t>
                       </w:r>
                       <w:r>
-                        <w:t xml:space="preserve">on the </w:t>
-                      </w:r>
-                      <w:proofErr w:type="gramStart"/>
-                      <w:r>
-                        <w:t>Lord’s day</w:t>
-                      </w:r>
-                      <w:proofErr w:type="gramEnd"/>
-                      <w:r>
-                        <w:t xml:space="preserve">, </w:t>
+                        <w:t xml:space="preserve">on the Lord’s day, </w:t>
                       </w:r>
                     </w:p>
                     <w:p>
@@ -1149,17 +1130,8 @@
                           <w:i/>
                           <w:iCs/>
                         </w:rPr>
-                        <w:t xml:space="preserve">-  continued next </w:t>
-                      </w:r>
-                      <w:proofErr w:type="gramStart"/>
-                      <w:r>
-                        <w:rPr>
-                          <w:i/>
-                          <w:iCs/>
-                        </w:rPr>
-                        <w:t>page  -</w:t>
-                      </w:r>
-                      <w:proofErr w:type="gramEnd"/>
+                        <w:t>-  continued next page  -</w:t>
+                      </w:r>
                     </w:p>
                   </w:txbxContent>
                 </v:textbox>
@@ -1713,19 +1685,14 @@
                               <w:t xml:space="preserve">      </w:t>
                             </w:r>
                             <w:r>
-                              <w:t xml:space="preserve">the seven stars are the angels of the seven </w:t>
-                            </w:r>
-                            <w:proofErr w:type="gramStart"/>
-                            <w:r>
-                              <w:t xml:space="preserve">churches </w:t>
-                            </w:r>
-                            <w:r>
-                              <w:t xml:space="preserve"> </w:t>
-                            </w:r>
-                            <w:r>
-                              <w:tab/>
-                            </w:r>
-                            <w:proofErr w:type="gramEnd"/>
+                              <w:t xml:space="preserve">the seven stars are the angels of the seven churches </w:t>
+                            </w:r>
+                            <w:r>
+                              <w:t xml:space="preserve"> </w:t>
+                            </w:r>
+                            <w:r>
+                              <w:tab/>
+                            </w:r>
                             <w:r>
                               <w:tab/>
                             </w:r>
@@ -2901,6 +2868,7 @@
   <w:style w:type="character" w:default="1" w:styleId="DefaultParagraphFont">
     <w:name w:val="Default Paragraph Font"/>
     <w:uiPriority w:val="1"/>
+    <w:semiHidden/>
     <w:unhideWhenUsed/>
   </w:style>
   <w:style w:type="table" w:default="1" w:styleId="TableNormal">
